--- a/Templates/Залог/Наблюдение/Наблюдение ВКЛ в РТК  Залог.docx
+++ b/Templates/Залог/Наблюдение/Наблюдение ВКЛ в РТК  Залог.docx
@@ -205,6 +205,30 @@
         </w:rPr>
         <w:t>ОПРЕДЕЛЕНИЕ</w:t>
       </w:r>
+      <w:r>
+        <w:rPr>
+          <w:rFonts w:ascii="Times New Roman" w:eastAsia="Times New Roman" w:hAnsi="Times New Roman" w:cs="Times New Roman"/>
+        </w:rPr>
+        <w:br/>
+      </w:r>
+      <w:r>
+        <w:rPr>
+          <w:rFonts w:ascii="Times New Roman" w:eastAsia="Times New Roman" w:hAnsi="Times New Roman" w:cs="Times New Roman"/>
+        </w:rPr>
+        <w:t>О включении в реестр требований кредиторов</w:t>
+      </w:r>
+    </w:p>
+    <w:p>
+      <w:pPr>
+        <w:spacing w:line="240" w:lineRule="auto"/>
+        <w:contextualSpacing/>
+        <w:jc w:val="center"/>
+        <w:rPr>
+          <w:rFonts w:ascii="Times New Roman" w:hAnsi="Times New Roman" w:cs="Times New Roman"/>
+        </w:rPr>
+      </w:pPr>
+      <w:bookmarkStart w:id="0" w:name="_GoBack"/>
+      <w:bookmarkEnd w:id="0"/>
     </w:p>
     <w:p>
       <w:pPr>
@@ -345,6 +369,9 @@
         </w:rPr>
       </w:pPr>
       <w:r>
+        <w:rPr>
+          <w:rFonts w:ascii="Times New Roman" w:hAnsi="Times New Roman" w:cs="Times New Roman"/>
+        </w:rPr>
         <w:t>Арбитражный суд Ростовской области в составе судьи [415], рассмотрев заявление «[989]» (ОГРН [990], ИНН [991]) о включении требований в реестр кредиторов в рамках дела о несостоятельности (банкротстве) общества с ограниченной ответственностью «[2]»  (ОГРН [3], ИНН [4], [5])</w:t>
       </w:r>
     </w:p>
@@ -387,20 +414,7 @@
         <w:rPr>
           <w:rFonts w:ascii="Times New Roman" w:eastAsia="Times New Roman" w:hAnsi="Times New Roman" w:cs="Times New Roman"/>
         </w:rPr>
-        <w:t xml:space="preserve">  </w:t>
-      </w:r>
-      <w:r>
-        <w:rPr>
-          <w:rFonts w:ascii="Times New Roman" w:eastAsia="Times New Roman" w:hAnsi="Times New Roman"/>
-          <w:b/>
-        </w:rPr>
-        <w:t>[8]</w:t>
-      </w:r>
-      <w:r>
-        <w:rPr>
-          <w:rFonts w:ascii="Times New Roman" w:eastAsia="Times New Roman" w:hAnsi="Times New Roman" w:cs="Times New Roman"/>
-        </w:rPr>
-        <w:t xml:space="preserve"> из числа членов саморегулируемой организации – </w:t>
+        <w:t xml:space="preserve">  [8] из числа членов саморегулируемой организации – </w:t>
       </w:r>
       <w:r>
         <w:rPr>
@@ -464,15 +478,23 @@
           <w:rFonts w:ascii="Times New Roman" w:hAnsi="Times New Roman" w:cs="Times New Roman"/>
         </w:rPr>
       </w:pPr>
+      <w:proofErr w:type="gramStart"/>
       <w:r>
+        <w:rPr>
+          <w:rFonts w:ascii="Times New Roman" w:hAnsi="Times New Roman" w:cs="Times New Roman"/>
+        </w:rPr>
         <w:t>В арбитражный суд [777] поступило (посредством сервиса подачи документов в электронном виде «Мой арбитр») заявление «[989]» о включении в третью очередь реестра требований кредиторов должника задолженности в размере  [12] руб., из которых: [13] руб. – просроченный основной долг, [14] руб. - просроченные проценты, [15] руб. - неустойка., из них: как обеспеченные залогом – [0007] руб.</w:t>
       </w:r>
+      <w:proofErr w:type="gramEnd"/>
     </w:p>
     <w:p>
       <w:pPr>
         <w:ind w:firstLine="720"/>
         <w:contextualSpacing/>
         <w:jc w:val="both"/>
+        <w:rPr>
+          <w:rFonts w:ascii="Times New Roman" w:hAnsi="Times New Roman" w:cs="Times New Roman"/>
+        </w:rPr>
       </w:pPr>
       <w:r>
         <w:rPr>
@@ -507,6 +529,9 @@
         </w:rPr>
       </w:pPr>
       <w:r>
+        <w:rPr>
+          <w:rFonts w:ascii="Times New Roman" w:hAnsi="Times New Roman" w:cs="Times New Roman"/>
+        </w:rPr>
         <w:t>В обоснование заявленных требований кредитор указал, что [989] и  [2] (далее – должник) заключили кредитный договор от [100] № [110], кредитный договор от [101] № [111], кредитный договор от [102] № [112], кредитный договор от [103] № [113], кредитный договор от [104] № [114], договор поручительства от [105] № [115] [992].</w:t>
       </w:r>
     </w:p>
@@ -577,6 +602,9 @@
         <w:ind w:firstLine="720"/>
         <w:contextualSpacing/>
         <w:jc w:val="both"/>
+        <w:rPr>
+          <w:rFonts w:ascii="Times New Roman" w:hAnsi="Times New Roman" w:cs="Times New Roman"/>
+        </w:rPr>
       </w:pPr>
       <w:proofErr w:type="gramStart"/>
       <w:r>
@@ -600,7 +628,14 @@
         <w:rPr>
           <w:rFonts w:ascii="Times New Roman" w:eastAsia="Times New Roman" w:hAnsi="Times New Roman" w:cs="Times New Roman"/>
         </w:rPr>
-        <w:t>К отношениям по кредитному договору применяются правила по договору займа, если иное не предусмотрено правилами параграфа 2 главы 42 Гражданского кодекса Российской Федерации и не вытекает из существа кредитного договора. Заемщик обязан возвратить займодавцу полученную сумму займа в срок и в порядке, которые предусмотрены договором займа (пункт 1 статьи 810 Гражданского кодекса Российской Федерации).</w:t>
+        <w:t xml:space="preserve">К отношениям по кредитному договору применяются правила по договору займа, если иное не предусмотрено правилами параграфа 2 главы 42 Гражданского кодекса Российской Федерации и не вытекает из существа кредитного договора. Заемщик обязан возвратить </w:t>
+      </w:r>
+      <w:r>
+        <w:rPr>
+          <w:rFonts w:ascii="Times New Roman" w:eastAsia="Times New Roman" w:hAnsi="Times New Roman" w:cs="Times New Roman"/>
+        </w:rPr>
+        <w:lastRenderedPageBreak/>
+        <w:t>займодавцу полученную сумму займа в срок и в порядке, которые предусмотрены договором займа (пункт 1 статьи 810 Гражданского кодекса Российской Федерации).</w:t>
       </w:r>
     </w:p>
     <w:p>
@@ -608,12 +643,14 @@
         <w:ind w:firstLine="720"/>
         <w:contextualSpacing/>
         <w:jc w:val="both"/>
+        <w:rPr>
+          <w:rFonts w:ascii="Times New Roman" w:hAnsi="Times New Roman" w:cs="Times New Roman"/>
+        </w:rPr>
       </w:pPr>
       <w:r>
         <w:rPr>
           <w:rFonts w:ascii="Times New Roman" w:eastAsia="Times New Roman" w:hAnsi="Times New Roman" w:cs="Times New Roman"/>
         </w:rPr>
-        <w:lastRenderedPageBreak/>
         <w:t xml:space="preserve">Согласно пункту 1 статьи 809 Гражданского кодекса Российской </w:t>
       </w:r>
       <w:proofErr w:type="gramStart"/>
@@ -652,6 +689,9 @@
         <w:ind w:firstLine="720"/>
         <w:contextualSpacing/>
         <w:jc w:val="both"/>
+        <w:rPr>
+          <w:rFonts w:ascii="Times New Roman" w:hAnsi="Times New Roman" w:cs="Times New Roman"/>
+        </w:rPr>
       </w:pPr>
       <w:r>
         <w:rPr>
@@ -793,282 +833,14 @@
           <w:rFonts w:ascii="Times New Roman" w:eastAsia="Times New Roman" w:hAnsi="Times New Roman" w:cs="Times New Roman"/>
         </w:rPr>
       </w:pPr>
+      <w:proofErr w:type="gramStart"/>
       <w:r>
         <w:rPr>
-          <w:rFonts w:ascii="Times New Roman" w:hAnsi="Times New Roman"/>
+          <w:rFonts w:ascii="Times New Roman" w:hAnsi="Times New Roman" w:cs="Times New Roman"/>
         </w:rPr>
-        <w:t xml:space="preserve">Согласно договору залога № </w:t>
+        <w:t>Согласно договору залога № [0005] от [0006]  обеспечены обязательства по кредитным договорам № [110] от [100], № [111] от [101], № [112] от [102], № [113] от [103], № [114] от [104], № [115] от [105] в размере [0007] руб.</w:t>
       </w:r>
-      <w:r>
-        <w:rPr>
-          <w:rFonts w:ascii="Times New Roman" w:hAnsi="Times New Roman"/>
-        </w:rPr>
-        <w:t>[</w:t>
-      </w:r>
-      <w:r>
-        <w:rPr>
-          <w:rFonts w:ascii="Times New Roman" w:hAnsi="Times New Roman"/>
-        </w:rPr>
-        <w:t>0005]</w:t>
-      </w:r>
-      <w:r>
-        <w:rPr>
-          <w:rFonts w:ascii="Times New Roman" w:hAnsi="Times New Roman"/>
-        </w:rPr>
-        <w:t xml:space="preserve"> от </w:t>
-      </w:r>
-      <w:r>
-        <w:rPr>
-          <w:rFonts w:ascii="Times New Roman" w:hAnsi="Times New Roman"/>
-        </w:rPr>
-        <w:t>[</w:t>
-      </w:r>
-      <w:r>
-        <w:rPr>
-          <w:rFonts w:ascii="Times New Roman" w:hAnsi="Times New Roman"/>
-        </w:rPr>
-        <w:t>0006]</w:t>
-      </w:r>
-      <w:r>
-        <w:rPr>
-          <w:rFonts w:ascii="Times New Roman" w:hAnsi="Times New Roman"/>
-        </w:rPr>
-        <w:t xml:space="preserve">  обеспечены обязательства по кредитным договорам № </w:t>
-      </w:r>
-      <w:r>
-        <w:rPr>
-          <w:rFonts w:ascii="Times New Roman" w:hAnsi="Times New Roman"/>
-        </w:rPr>
-        <w:t>[</w:t>
-      </w:r>
-      <w:r>
-        <w:rPr>
-          <w:rFonts w:ascii="Times New Roman" w:hAnsi="Times New Roman"/>
-        </w:rPr>
-        <w:t>110]</w:t>
-      </w:r>
-      <w:r>
-        <w:rPr>
-          <w:rFonts w:ascii="Times New Roman" w:hAnsi="Times New Roman"/>
-        </w:rPr>
-        <w:t xml:space="preserve"> от </w:t>
-      </w:r>
-      <w:r>
-        <w:rPr>
-          <w:rFonts w:ascii="Times New Roman" w:hAnsi="Times New Roman"/>
-        </w:rPr>
-        <w:t>[</w:t>
-      </w:r>
-      <w:r>
-        <w:rPr>
-          <w:rFonts w:ascii="Times New Roman" w:hAnsi="Times New Roman"/>
-        </w:rPr>
-        <w:t>100]</w:t>
-      </w:r>
-      <w:r>
-        <w:rPr>
-          <w:rFonts w:ascii="Times New Roman" w:hAnsi="Times New Roman"/>
-        </w:rPr>
-        <w:t xml:space="preserve">, № </w:t>
-      </w:r>
-      <w:r>
-        <w:rPr>
-          <w:rFonts w:ascii="Times New Roman" w:hAnsi="Times New Roman"/>
-        </w:rPr>
-        <w:t>[</w:t>
-      </w:r>
-      <w:r>
-        <w:rPr>
-          <w:rFonts w:ascii="Times New Roman" w:hAnsi="Times New Roman"/>
-        </w:rPr>
-        <w:t>111]</w:t>
-      </w:r>
-      <w:r>
-        <w:rPr>
-          <w:rFonts w:ascii="Times New Roman" w:hAnsi="Times New Roman"/>
-        </w:rPr>
-        <w:t xml:space="preserve"> от </w:t>
-      </w:r>
-      <w:r>
-        <w:rPr>
-          <w:rFonts w:ascii="Times New Roman" w:hAnsi="Times New Roman"/>
-        </w:rPr>
-        <w:t>[</w:t>
-      </w:r>
-      <w:r>
-        <w:rPr>
-          <w:rFonts w:ascii="Times New Roman" w:hAnsi="Times New Roman"/>
-        </w:rPr>
-        <w:t>101]</w:t>
-      </w:r>
-      <w:r>
-        <w:rPr>
-          <w:rFonts w:ascii="Times New Roman" w:hAnsi="Times New Roman"/>
-        </w:rPr>
-        <w:t xml:space="preserve">, № </w:t>
-      </w:r>
-      <w:r>
-        <w:rPr>
-          <w:rFonts w:ascii="Times New Roman" w:hAnsi="Times New Roman"/>
-        </w:rPr>
-        <w:t>[</w:t>
-      </w:r>
-      <w:r>
-        <w:rPr>
-          <w:rFonts w:ascii="Times New Roman" w:hAnsi="Times New Roman"/>
-        </w:rPr>
-        <w:t>112]</w:t>
-      </w:r>
-      <w:r>
-        <w:rPr>
-          <w:rFonts w:ascii="Times New Roman" w:hAnsi="Times New Roman"/>
-        </w:rPr>
-        <w:t xml:space="preserve"> от </w:t>
-      </w:r>
-      <w:r>
-        <w:rPr>
-          <w:rFonts w:ascii="Times New Roman" w:hAnsi="Times New Roman"/>
-        </w:rPr>
-        <w:t>[</w:t>
-      </w:r>
-      <w:r>
-        <w:rPr>
-          <w:rFonts w:ascii="Times New Roman" w:hAnsi="Times New Roman"/>
-        </w:rPr>
-        <w:t>102]</w:t>
-      </w:r>
-      <w:r>
-        <w:rPr>
-          <w:rFonts w:ascii="Times New Roman" w:hAnsi="Times New Roman"/>
-        </w:rPr>
-        <w:t xml:space="preserve">, № </w:t>
-      </w:r>
-      <w:r>
-        <w:rPr>
-          <w:rFonts w:ascii="Times New Roman" w:hAnsi="Times New Roman"/>
-        </w:rPr>
-        <w:t>[</w:t>
-      </w:r>
-      <w:r>
-        <w:rPr>
-          <w:rFonts w:ascii="Times New Roman" w:hAnsi="Times New Roman"/>
-        </w:rPr>
-        <w:t>113]</w:t>
-      </w:r>
-      <w:r>
-        <w:rPr>
-          <w:rFonts w:ascii="Times New Roman" w:hAnsi="Times New Roman"/>
-        </w:rPr>
-        <w:t xml:space="preserve"> от </w:t>
-      </w:r>
-      <w:r>
-        <w:rPr>
-          <w:rFonts w:ascii="Times New Roman" w:hAnsi="Times New Roman"/>
-        </w:rPr>
-        <w:t>[</w:t>
-      </w:r>
-      <w:r>
-        <w:rPr>
-          <w:rFonts w:ascii="Times New Roman" w:hAnsi="Times New Roman"/>
-        </w:rPr>
-        <w:t>103]</w:t>
-      </w:r>
-      <w:r>
-        <w:rPr>
-          <w:rFonts w:ascii="Times New Roman" w:hAnsi="Times New Roman"/>
-        </w:rPr>
-        <w:t xml:space="preserve">, № </w:t>
-      </w:r>
-      <w:r>
-        <w:rPr>
-          <w:rFonts w:ascii="Times New Roman" w:hAnsi="Times New Roman"/>
-        </w:rPr>
-        <w:t>[</w:t>
-      </w:r>
-      <w:r>
-        <w:rPr>
-          <w:rFonts w:ascii="Times New Roman" w:hAnsi="Times New Roman"/>
-        </w:rPr>
-        <w:t>114]</w:t>
-      </w:r>
-      <w:r>
-        <w:rPr>
-          <w:rFonts w:ascii="Times New Roman" w:hAnsi="Times New Roman"/>
-        </w:rPr>
-        <w:t xml:space="preserve"> от </w:t>
-      </w:r>
-      <w:r>
-        <w:rPr>
-          <w:rFonts w:ascii="Times New Roman" w:hAnsi="Times New Roman"/>
-        </w:rPr>
-        <w:t>[</w:t>
-      </w:r>
-      <w:r>
-        <w:rPr>
-          <w:rFonts w:ascii="Times New Roman" w:hAnsi="Times New Roman"/>
-        </w:rPr>
-        <w:t>104]</w:t>
-      </w:r>
-      <w:r>
-        <w:rPr>
-          <w:rFonts w:ascii="Times New Roman" w:hAnsi="Times New Roman"/>
-        </w:rPr>
-        <w:t xml:space="preserve">, № </w:t>
-      </w:r>
-      <w:r>
-        <w:rPr>
-          <w:rFonts w:ascii="Times New Roman" w:hAnsi="Times New Roman"/>
-        </w:rPr>
-        <w:t>[</w:t>
-      </w:r>
-      <w:r>
-        <w:rPr>
-          <w:rFonts w:ascii="Times New Roman" w:hAnsi="Times New Roman"/>
-        </w:rPr>
-        <w:t>115]</w:t>
-      </w:r>
-      <w:r>
-        <w:rPr>
-          <w:rFonts w:ascii="Times New Roman" w:hAnsi="Times New Roman"/>
-        </w:rPr>
-        <w:t xml:space="preserve"> от </w:t>
-      </w:r>
-      <w:r>
-        <w:rPr>
-          <w:rFonts w:ascii="Times New Roman" w:hAnsi="Times New Roman"/>
-        </w:rPr>
-        <w:t>[</w:t>
-      </w:r>
-      <w:r>
-        <w:rPr>
-          <w:rFonts w:ascii="Times New Roman" w:hAnsi="Times New Roman"/>
-        </w:rPr>
-        <w:t>105]</w:t>
-      </w:r>
-      <w:r>
-        <w:rPr>
-          <w:rFonts w:ascii="Times New Roman" w:hAnsi="Times New Roman"/>
-        </w:rPr>
-        <w:t xml:space="preserve"> в размере </w:t>
-      </w:r>
-      <w:r>
-        <w:rPr>
-          <w:rFonts w:ascii="Times New Roman" w:hAnsi="Times New Roman"/>
-        </w:rPr>
-        <w:t>[</w:t>
-      </w:r>
-      <w:r>
-        <w:rPr>
-          <w:rFonts w:ascii="Times New Roman" w:hAnsi="Times New Roman"/>
-        </w:rPr>
-        <w:t>0007]</w:t>
-      </w:r>
-      <w:r>
-        <w:rPr>
-          <w:rFonts w:ascii="Times New Roman" w:hAnsi="Times New Roman"/>
-        </w:rPr>
-        <w:t xml:space="preserve"> руб.</w:t>
-      </w:r>
+      <w:proofErr w:type="gramEnd"/>
     </w:p>
     <w:p>
       <w:pPr>
@@ -1088,6 +860,7 @@
       <w:r>
         <w:rPr>
           <w:rStyle w:val="afb"/>
+          <w:rFonts w:ascii="Times New Roman" w:hAnsi="Times New Roman" w:cs="Times New Roman"/>
         </w:rPr>
         <w:t>[1221]</w:t>
       </w:r>
@@ -1097,6 +870,9 @@
         <w:ind w:firstLine="720"/>
         <w:contextualSpacing/>
         <w:jc w:val="both"/>
+        <w:rPr>
+          <w:rFonts w:ascii="Times New Roman" w:hAnsi="Times New Roman" w:cs="Times New Roman"/>
+        </w:rPr>
       </w:pPr>
       <w:r>
         <w:rPr>
@@ -1164,6 +940,7 @@
         <w:rPr>
           <w:rFonts w:ascii="Times New Roman" w:eastAsia="Times New Roman" w:hAnsi="Times New Roman" w:cs="Times New Roman"/>
         </w:rPr>
+        <w:lastRenderedPageBreak/>
         <w:t>В материалах дела отсутствуют доказательства, подтверждающие отсутствие предмета залога у должника.</w:t>
       </w:r>
     </w:p>
@@ -1180,7 +957,6 @@
         <w:rPr>
           <w:rFonts w:ascii="Times New Roman" w:eastAsia="Times New Roman" w:hAnsi="Times New Roman" w:cs="Times New Roman"/>
         </w:rPr>
-        <w:lastRenderedPageBreak/>
         <w:t xml:space="preserve">Таким образом, оснований для отказа в признании требования кредитора в размере </w:t>
       </w:r>
       <w:r>
@@ -1332,9 +1108,14 @@
           <w:rFonts w:ascii="Times New Roman" w:hAnsi="Times New Roman" w:cs="Times New Roman"/>
         </w:rPr>
       </w:pPr>
+      <w:proofErr w:type="gramStart"/>
       <w:r>
+        <w:rPr>
+          <w:rFonts w:ascii="Times New Roman" w:hAnsi="Times New Roman" w:cs="Times New Roman"/>
+        </w:rPr>
         <w:t>Включить требование «[989]» (ИНН [991], ОГРН [990], адрес регистрации: [988])  [12] руб., из которых: [13] руб. – просроченный основной долг,  [14] руб. - просроченные проценты, [15] руб. - неустойка., из них: как обеспеченные залогом – [0007] руб. в третью очередь реестра требований кредиторов должника.</w:t>
       </w:r>
+      <w:proofErr w:type="gramEnd"/>
     </w:p>
     <w:p>
       <w:pPr>
@@ -1369,8 +1150,14 @@
         <w:ind w:firstLine="720"/>
         <w:contextualSpacing/>
         <w:jc w:val="both"/>
+        <w:rPr>
+          <w:rFonts w:ascii="Times New Roman" w:hAnsi="Times New Roman" w:cs="Times New Roman"/>
+        </w:rPr>
       </w:pPr>
       <w:r>
+        <w:rPr>
+          <w:rFonts w:ascii="Times New Roman" w:hAnsi="Times New Roman" w:cs="Times New Roman"/>
+        </w:rPr>
         <w:t>Судебные расходы по уплате государственной пошлины в размере [16] рубля, подлежащие взысканию с ООО «[2]» (ОГРН  [3], ИНН [4],  [5]) в пользу «[989]», учесть в реестре требований кредиторов применительно к пункту 3 статьи 137 Федерального закона от 26.10.2002 № 127-ФЗ «О несостоятельности (банкротстве)».</w:t>
       </w:r>
     </w:p>
@@ -1508,16 +1295,7 @@
                 <w:rFonts w:ascii="Times New Roman" w:eastAsia="Times New Roman" w:hAnsi="Times New Roman" w:cs="Times New Roman"/>
                 <w:lang w:val="en-US"/>
               </w:rPr>
-              <w:t>[415</w:t>
-            </w:r>
-            <w:bookmarkStart w:id="0" w:name="_GoBack"/>
-            <w:bookmarkEnd w:id="0"/>
-            <w:r>
-              <w:rPr>
-                <w:rFonts w:ascii="Times New Roman" w:eastAsia="Times New Roman" w:hAnsi="Times New Roman" w:cs="Times New Roman"/>
-                <w:lang w:val="en-US"/>
-              </w:rPr>
-              <w:t>]</w:t>
+              <w:t>[415]</w:t>
             </w:r>
           </w:p>
         </w:tc>
@@ -27139,7 +26917,7 @@
 </file>
 
 <file path=customXml/itemProps1.xml><?xml version="1.0" encoding="utf-8"?>
-<ds:datastoreItem xmlns:ds="http://schemas.openxmlformats.org/officeDocument/2006/customXml" ds:itemID="{A161BDD1-017B-45C4-8272-50208225FFA1}">
+<ds:datastoreItem xmlns:ds="http://schemas.openxmlformats.org/officeDocument/2006/customXml" ds:itemID="{517E9781-BFCD-42E2-AF17-EE8B987C93C5}">
   <ds:schemaRefs>
     <ds:schemaRef ds:uri="http://schemas.openxmlformats.org/officeDocument/2006/bibliography"/>
   </ds:schemaRefs>

--- a/Templates/Залог/Наблюдение/Наблюдение ВКЛ в РТК  Залог.docx
+++ b/Templates/Залог/Наблюдение/Наблюдение ВКЛ в РТК  Залог.docx
@@ -1113,7 +1113,7 @@
         <w:rPr>
           <w:rFonts w:ascii="Times New Roman" w:hAnsi="Times New Roman" w:cs="Times New Roman"/>
         </w:rPr>
-        <w:t>Включить требование «[989]» (ИНН [991], ОГРН [990], адрес регистрации: [988])  [12] руб., из которых: [13] руб. – просроченный основной долг,  [14] руб. - просроченные проценты, [15] руб. - неустойка., из них: как обеспеченные залогом – [0007] руб. в третью очередь реестра требований кредиторов должника.</w:t>
+        <w:t>Включить требование «[989]» (ИНН [991], ОГРН [990], адрес регистрации: [988])  в размере [12] руб., из которых: [13] руб. – просроченный основной долг,  [14] руб. - просроченные проценты, [15] руб. - неустойка., из них: как обеспеченные залогом – [0007] руб. в третью очередь реестра требований кредиторов должника.</w:t>
       </w:r>
       <w:proofErr w:type="gramEnd"/>
     </w:p>
